--- a/ml lab 1 ex.docx
+++ b/ml lab 1 ex.docx
@@ -46,19 +46,578 @@
     <w:p>
       <w:pPr>
         <w:rPr>
-          <w:lang w:val="en-US"/>
-        </w:rPr>
-      </w:pPr>
-      <w:r>
-        <w:rPr>
-          <w:noProof/>
-          <w:lang w:val="en-US"/>
-        </w:rPr>
+          <w:sz w:val="20"/>
+          <w:szCs w:val="20"/>
+          <w:lang w:val="en-US"/>
+        </w:rPr>
+      </w:pPr>
+      <w:r>
+        <w:rPr>
+          <w:sz w:val="20"/>
+          <w:szCs w:val="20"/>
+          <w:lang w:val="en-US"/>
+        </w:rPr>
+        <w:t>data = [</w:t>
+      </w:r>
+    </w:p>
+    <w:p>
+      <w:pPr>
+        <w:rPr>
+          <w:sz w:val="20"/>
+          <w:szCs w:val="20"/>
+          <w:lang w:val="en-US"/>
+        </w:rPr>
+      </w:pPr>
+      <w:r>
+        <w:rPr>
+          <w:sz w:val="20"/>
+          <w:szCs w:val="20"/>
+          <w:lang w:val="en-US"/>
+        </w:rPr>
+        <w:t xml:space="preserve">    ['</w:t>
+      </w:r>
+      <w:proofErr w:type="spellStart"/>
+      <w:r>
+        <w:rPr>
+          <w:sz w:val="20"/>
+          <w:szCs w:val="20"/>
+          <w:lang w:val="en-US"/>
+        </w:rPr>
+        <w:t>Sunny','Warm','Normal','Yes</w:t>
+      </w:r>
+      <w:proofErr w:type="spellEnd"/>
+      <w:r>
+        <w:rPr>
+          <w:sz w:val="20"/>
+          <w:szCs w:val="20"/>
+          <w:lang w:val="en-US"/>
+        </w:rPr>
+        <w:t>'],</w:t>
+      </w:r>
+    </w:p>
+    <w:p>
+      <w:pPr>
+        <w:rPr>
+          <w:sz w:val="20"/>
+          <w:szCs w:val="20"/>
+          <w:lang w:val="en-US"/>
+        </w:rPr>
+      </w:pPr>
+      <w:r>
+        <w:rPr>
+          <w:sz w:val="20"/>
+          <w:szCs w:val="20"/>
+          <w:lang w:val="en-US"/>
+        </w:rPr>
+        <w:t xml:space="preserve">    ['</w:t>
+      </w:r>
+      <w:proofErr w:type="spellStart"/>
+      <w:r>
+        <w:rPr>
+          <w:sz w:val="20"/>
+          <w:szCs w:val="20"/>
+          <w:lang w:val="en-US"/>
+        </w:rPr>
+        <w:t>Sunny','Warm','High','Yes</w:t>
+      </w:r>
+      <w:proofErr w:type="spellEnd"/>
+      <w:r>
+        <w:rPr>
+          <w:sz w:val="20"/>
+          <w:szCs w:val="20"/>
+          <w:lang w:val="en-US"/>
+        </w:rPr>
+        <w:t>'],</w:t>
+      </w:r>
+    </w:p>
+    <w:p>
+      <w:pPr>
+        <w:rPr>
+          <w:sz w:val="20"/>
+          <w:szCs w:val="20"/>
+          <w:lang w:val="en-US"/>
+        </w:rPr>
+      </w:pPr>
+      <w:r>
+        <w:rPr>
+          <w:sz w:val="20"/>
+          <w:szCs w:val="20"/>
+          <w:lang w:val="en-US"/>
+        </w:rPr>
+        <w:t xml:space="preserve">    ['</w:t>
+      </w:r>
+      <w:proofErr w:type="spellStart"/>
+      <w:r>
+        <w:rPr>
+          <w:sz w:val="20"/>
+          <w:szCs w:val="20"/>
+          <w:lang w:val="en-US"/>
+        </w:rPr>
+        <w:t>Rainy','Cold','High','No</w:t>
+      </w:r>
+      <w:proofErr w:type="spellEnd"/>
+      <w:r>
+        <w:rPr>
+          <w:sz w:val="20"/>
+          <w:szCs w:val="20"/>
+          <w:lang w:val="en-US"/>
+        </w:rPr>
+        <w:t>'],</w:t>
+      </w:r>
+    </w:p>
+    <w:p>
+      <w:pPr>
+        <w:rPr>
+          <w:sz w:val="20"/>
+          <w:szCs w:val="20"/>
+          <w:lang w:val="en-US"/>
+        </w:rPr>
+      </w:pPr>
+      <w:r>
+        <w:rPr>
+          <w:sz w:val="20"/>
+          <w:szCs w:val="20"/>
+          <w:lang w:val="en-US"/>
+        </w:rPr>
+        <w:t xml:space="preserve">    ['</w:t>
+      </w:r>
+      <w:proofErr w:type="spellStart"/>
+      <w:r>
+        <w:rPr>
+          <w:sz w:val="20"/>
+          <w:szCs w:val="20"/>
+          <w:lang w:val="en-US"/>
+        </w:rPr>
+        <w:t>Sunny','Warm','High','Yes</w:t>
+      </w:r>
+      <w:proofErr w:type="spellEnd"/>
+      <w:r>
+        <w:rPr>
+          <w:sz w:val="20"/>
+          <w:szCs w:val="20"/>
+          <w:lang w:val="en-US"/>
+        </w:rPr>
+        <w:t>']</w:t>
+      </w:r>
+    </w:p>
+    <w:p>
+      <w:pPr>
+        <w:rPr>
+          <w:sz w:val="20"/>
+          <w:szCs w:val="20"/>
+          <w:lang w:val="en-US"/>
+        </w:rPr>
+      </w:pPr>
+      <w:r>
+        <w:rPr>
+          <w:sz w:val="20"/>
+          <w:szCs w:val="20"/>
+          <w:lang w:val="en-US"/>
+        </w:rPr>
+        <w:t>]</w:t>
+      </w:r>
+    </w:p>
+    <w:p>
+      <w:pPr>
+        <w:rPr>
+          <w:sz w:val="20"/>
+          <w:szCs w:val="20"/>
+          <w:lang w:val="en-US"/>
+        </w:rPr>
+      </w:pPr>
+      <w:r>
+        <w:rPr>
+          <w:sz w:val="20"/>
+          <w:szCs w:val="20"/>
+          <w:lang w:val="en-US"/>
+        </w:rPr>
+        <w:t>h = ['0'] * (</w:t>
+      </w:r>
+      <w:proofErr w:type="spellStart"/>
+      <w:r>
+        <w:rPr>
+          <w:sz w:val="20"/>
+          <w:szCs w:val="20"/>
+          <w:lang w:val="en-US"/>
+        </w:rPr>
+        <w:t>len</w:t>
+      </w:r>
+      <w:proofErr w:type="spellEnd"/>
+      <w:r>
+        <w:rPr>
+          <w:sz w:val="20"/>
+          <w:szCs w:val="20"/>
+          <w:lang w:val="en-US"/>
+        </w:rPr>
+        <w:t>(</w:t>
+      </w:r>
+      <w:proofErr w:type="gramStart"/>
+      <w:r>
+        <w:rPr>
+          <w:sz w:val="20"/>
+          <w:szCs w:val="20"/>
+          <w:lang w:val="en-US"/>
+        </w:rPr>
+        <w:t>data[</w:t>
+      </w:r>
+      <w:proofErr w:type="gramEnd"/>
+      <w:r>
+        <w:rPr>
+          <w:sz w:val="20"/>
+          <w:szCs w:val="20"/>
+          <w:lang w:val="en-US"/>
+        </w:rPr>
+        <w:t>0]) - 1)</w:t>
+      </w:r>
+    </w:p>
+    <w:p>
+      <w:pPr>
+        <w:rPr>
+          <w:sz w:val="20"/>
+          <w:szCs w:val="20"/>
+          <w:lang w:val="en-US"/>
+        </w:rPr>
+      </w:pPr>
+      <w:r>
+        <w:rPr>
+          <w:sz w:val="20"/>
+          <w:szCs w:val="20"/>
+          <w:lang w:val="en-US"/>
+        </w:rPr>
+        <w:t>for row in data:</w:t>
+      </w:r>
+    </w:p>
+    <w:p>
+      <w:pPr>
+        <w:rPr>
+          <w:sz w:val="20"/>
+          <w:szCs w:val="20"/>
+          <w:lang w:val="en-US"/>
+        </w:rPr>
+      </w:pPr>
+      <w:r>
+        <w:rPr>
+          <w:sz w:val="20"/>
+          <w:szCs w:val="20"/>
+          <w:lang w:val="en-US"/>
+        </w:rPr>
+        <w:t xml:space="preserve">    if </w:t>
+      </w:r>
+      <w:proofErr w:type="gramStart"/>
+      <w:r>
+        <w:rPr>
+          <w:sz w:val="20"/>
+          <w:szCs w:val="20"/>
+          <w:lang w:val="en-US"/>
+        </w:rPr>
+        <w:t>row[</w:t>
+      </w:r>
+      <w:proofErr w:type="gramEnd"/>
+      <w:r>
+        <w:rPr>
+          <w:sz w:val="20"/>
+          <w:szCs w:val="20"/>
+          <w:lang w:val="en-US"/>
+        </w:rPr>
+        <w:t>-1] == 'Yes':</w:t>
+      </w:r>
+    </w:p>
+    <w:p>
+      <w:pPr>
+        <w:rPr>
+          <w:sz w:val="20"/>
+          <w:szCs w:val="20"/>
+          <w:lang w:val="en-US"/>
+        </w:rPr>
+      </w:pPr>
+      <w:r>
+        <w:rPr>
+          <w:sz w:val="20"/>
+          <w:szCs w:val="20"/>
+          <w:lang w:val="en-US"/>
+        </w:rPr>
+        <w:t xml:space="preserve">        if </w:t>
+      </w:r>
+      <w:proofErr w:type="gramStart"/>
+      <w:r>
+        <w:rPr>
+          <w:sz w:val="20"/>
+          <w:szCs w:val="20"/>
+          <w:lang w:val="en-US"/>
+        </w:rPr>
+        <w:t>h[</w:t>
+      </w:r>
+      <w:proofErr w:type="gramEnd"/>
+      <w:r>
+        <w:rPr>
+          <w:sz w:val="20"/>
+          <w:szCs w:val="20"/>
+          <w:lang w:val="en-US"/>
+        </w:rPr>
+        <w:t>0] == '0':</w:t>
+      </w:r>
+    </w:p>
+    <w:p>
+      <w:pPr>
+        <w:rPr>
+          <w:sz w:val="20"/>
+          <w:szCs w:val="20"/>
+          <w:lang w:val="en-US"/>
+        </w:rPr>
+      </w:pPr>
+      <w:r>
+        <w:rPr>
+          <w:sz w:val="20"/>
+          <w:szCs w:val="20"/>
+          <w:lang w:val="en-US"/>
+        </w:rPr>
+        <w:t xml:space="preserve">            h = </w:t>
+      </w:r>
+      <w:proofErr w:type="gramStart"/>
+      <w:r>
+        <w:rPr>
+          <w:sz w:val="20"/>
+          <w:szCs w:val="20"/>
+          <w:lang w:val="en-US"/>
+        </w:rPr>
+        <w:t>row[</w:t>
+      </w:r>
+      <w:proofErr w:type="gramEnd"/>
+      <w:r>
+        <w:rPr>
+          <w:sz w:val="20"/>
+          <w:szCs w:val="20"/>
+          <w:lang w:val="en-US"/>
+        </w:rPr>
+        <w:t>:-1]</w:t>
+      </w:r>
+    </w:p>
+    <w:p>
+      <w:pPr>
+        <w:rPr>
+          <w:sz w:val="20"/>
+          <w:szCs w:val="20"/>
+          <w:lang w:val="en-US"/>
+        </w:rPr>
+      </w:pPr>
+      <w:r>
+        <w:rPr>
+          <w:sz w:val="20"/>
+          <w:szCs w:val="20"/>
+          <w:lang w:val="en-US"/>
+        </w:rPr>
+        <w:t xml:space="preserve">        else:</w:t>
+      </w:r>
+    </w:p>
+    <w:p>
+      <w:pPr>
+        <w:rPr>
+          <w:sz w:val="20"/>
+          <w:szCs w:val="20"/>
+          <w:lang w:val="en-US"/>
+        </w:rPr>
+      </w:pPr>
+      <w:r>
+        <w:rPr>
+          <w:sz w:val="20"/>
+          <w:szCs w:val="20"/>
+          <w:lang w:val="en-US"/>
+        </w:rPr>
+        <w:t xml:space="preserve">            for </w:t>
+      </w:r>
+      <w:proofErr w:type="spellStart"/>
+      <w:r>
+        <w:rPr>
+          <w:sz w:val="20"/>
+          <w:szCs w:val="20"/>
+          <w:lang w:val="en-US"/>
+        </w:rPr>
+        <w:t>i</w:t>
+      </w:r>
+      <w:proofErr w:type="spellEnd"/>
+      <w:r>
+        <w:rPr>
+          <w:sz w:val="20"/>
+          <w:szCs w:val="20"/>
+          <w:lang w:val="en-US"/>
+        </w:rPr>
+        <w:t xml:space="preserve"> in range(</w:t>
+      </w:r>
+      <w:proofErr w:type="spellStart"/>
+      <w:r>
+        <w:rPr>
+          <w:sz w:val="20"/>
+          <w:szCs w:val="20"/>
+          <w:lang w:val="en-US"/>
+        </w:rPr>
+        <w:t>len</w:t>
+      </w:r>
+      <w:proofErr w:type="spellEnd"/>
+      <w:r>
+        <w:rPr>
+          <w:sz w:val="20"/>
+          <w:szCs w:val="20"/>
+          <w:lang w:val="en-US"/>
+        </w:rPr>
+        <w:t>(h)):</w:t>
+      </w:r>
+    </w:p>
+    <w:p>
+      <w:pPr>
+        <w:rPr>
+          <w:sz w:val="20"/>
+          <w:szCs w:val="20"/>
+          <w:lang w:val="en-US"/>
+        </w:rPr>
+      </w:pPr>
+      <w:r>
+        <w:rPr>
+          <w:sz w:val="20"/>
+          <w:szCs w:val="20"/>
+          <w:lang w:val="en-US"/>
+        </w:rPr>
+        <w:t xml:space="preserve">                if h[</w:t>
+      </w:r>
+      <w:proofErr w:type="spellStart"/>
+      <w:r>
+        <w:rPr>
+          <w:sz w:val="20"/>
+          <w:szCs w:val="20"/>
+          <w:lang w:val="en-US"/>
+        </w:rPr>
+        <w:t>i</w:t>
+      </w:r>
+      <w:proofErr w:type="spellEnd"/>
+      <w:proofErr w:type="gramStart"/>
+      <w:r>
+        <w:rPr>
+          <w:sz w:val="20"/>
+          <w:szCs w:val="20"/>
+          <w:lang w:val="en-US"/>
+        </w:rPr>
+        <w:t>] !</w:t>
+      </w:r>
+      <w:proofErr w:type="gramEnd"/>
+      <w:r>
+        <w:rPr>
+          <w:sz w:val="20"/>
+          <w:szCs w:val="20"/>
+          <w:lang w:val="en-US"/>
+        </w:rPr>
+        <w:t>= row[</w:t>
+      </w:r>
+      <w:proofErr w:type="spellStart"/>
+      <w:r>
+        <w:rPr>
+          <w:sz w:val="20"/>
+          <w:szCs w:val="20"/>
+          <w:lang w:val="en-US"/>
+        </w:rPr>
+        <w:t>i</w:t>
+      </w:r>
+      <w:proofErr w:type="spellEnd"/>
+      <w:r>
+        <w:rPr>
+          <w:sz w:val="20"/>
+          <w:szCs w:val="20"/>
+          <w:lang w:val="en-US"/>
+        </w:rPr>
+        <w:t>]:</w:t>
+      </w:r>
+    </w:p>
+    <w:p>
+      <w:pPr>
+        <w:rPr>
+          <w:sz w:val="20"/>
+          <w:szCs w:val="20"/>
+          <w:lang w:val="en-US"/>
+        </w:rPr>
+      </w:pPr>
+      <w:r>
+        <w:rPr>
+          <w:sz w:val="20"/>
+          <w:szCs w:val="20"/>
+          <w:lang w:val="en-US"/>
+        </w:rPr>
+        <w:t xml:space="preserve">                    h[</w:t>
+      </w:r>
+      <w:proofErr w:type="spellStart"/>
+      <w:r>
+        <w:rPr>
+          <w:sz w:val="20"/>
+          <w:szCs w:val="20"/>
+          <w:lang w:val="en-US"/>
+        </w:rPr>
+        <w:t>i</w:t>
+      </w:r>
+      <w:proofErr w:type="spellEnd"/>
+      <w:r>
+        <w:rPr>
+          <w:sz w:val="20"/>
+          <w:szCs w:val="20"/>
+          <w:lang w:val="en-US"/>
+        </w:rPr>
+        <w:t>] = '?'</w:t>
+      </w:r>
+    </w:p>
+    <w:p>
+      <w:pPr>
+        <w:rPr>
+          <w:sz w:val="20"/>
+          <w:szCs w:val="20"/>
+          <w:lang w:val="en-US"/>
+        </w:rPr>
+      </w:pPr>
+      <w:r>
+        <w:rPr>
+          <w:sz w:val="20"/>
+          <w:szCs w:val="20"/>
+          <w:lang w:val="en-US"/>
+        </w:rPr>
+        <w:t xml:space="preserve">    print(h)</w:t>
+      </w:r>
+    </w:p>
+    <w:p>
+      <w:pPr>
+        <w:rPr>
+          <w:sz w:val="20"/>
+          <w:szCs w:val="20"/>
+          <w:lang w:val="en-US"/>
+        </w:rPr>
+      </w:pPr>
+      <w:proofErr w:type="gramStart"/>
+      <w:r>
+        <w:rPr>
+          <w:sz w:val="20"/>
+          <w:szCs w:val="20"/>
+          <w:lang w:val="en-US"/>
+        </w:rPr>
+        <w:t>print(</w:t>
+      </w:r>
+      <w:proofErr w:type="gramEnd"/>
+      <w:r>
+        <w:rPr>
+          <w:sz w:val="20"/>
+          <w:szCs w:val="20"/>
+          <w:lang w:val="en-US"/>
+        </w:rPr>
+        <w:t>"Final Hypothesis:", h)</w:t>
+      </w:r>
+    </w:p>
+    <w:p>
+      <w:pPr>
+        <w:rPr>
+          <w:lang w:val="en-US"/>
+        </w:rPr>
+      </w:pPr>
+    </w:p>
+    <w:p>
+      <w:r>
         <w:drawing>
-          <wp:inline distT="0" distB="0" distL="0" distR="0" wp14:anchorId="5C6A5EA2" wp14:editId="77BD517A">
-            <wp:extent cx="5731510" cy="2636520"/>
-            <wp:effectExtent l="0" t="0" r="2540" b="0"/>
-            <wp:docPr id="1319364611" name="Picture 1"/>
+          <wp:inline distT="0" distB="0" distL="0" distR="0" wp14:anchorId="2F2BE9A1" wp14:editId="7F60F0F0">
+            <wp:extent cx="5731510" cy="3078480"/>
+            <wp:effectExtent l="0" t="0" r="2540" b="7620"/>
+            <wp:docPr id="1644028672" name="Picture 1"/>
             <wp:cNvGraphicFramePr>
               <a:graphicFrameLocks xmlns:a="http://schemas.openxmlformats.org/drawingml/2006/main" noChangeAspect="1"/>
             </wp:cNvGraphicFramePr>
@@ -66,7 +625,7 @@
               <a:graphicData uri="http://schemas.openxmlformats.org/drawingml/2006/picture">
                 <pic:pic xmlns:pic="http://schemas.openxmlformats.org/drawingml/2006/picture">
                   <pic:nvPicPr>
-                    <pic:cNvPr id="1319364611" name=""/>
+                    <pic:cNvPr id="1644028672" name=""/>
                     <pic:cNvPicPr/>
                   </pic:nvPicPr>
                   <pic:blipFill>
@@ -78,7 +637,7 @@
                   <pic:spPr>
                     <a:xfrm>
                       <a:off x="0" y="0"/>
-                      <a:ext cx="5731510" cy="2636520"/>
+                      <a:ext cx="5731510" cy="3078480"/>
                     </a:xfrm>
                     <a:prstGeom prst="rect">
                       <a:avLst/>
@@ -91,14 +650,6 @@
         </w:drawing>
       </w:r>
     </w:p>
-    <w:p>
-      <w:pPr>
-        <w:rPr>
-          <w:lang w:val="en-US"/>
-        </w:rPr>
-      </w:pPr>
-    </w:p>
-    <w:p/>
     <w:sectPr>
       <w:pgSz w:w="11906" w:h="16838"/>
       <w:pgMar w:top="1440" w:right="1440" w:bottom="1440" w:left="1440" w:header="708" w:footer="708" w:gutter="0"/>
